--- a/reports/03_AI使用日志与交互案例.docx
+++ b/reports/03_AI使用日志与交互案例.docx
@@ -610,7 +610,7 @@
           <w:b w:val="0"/>
           <w:sz w:val="22"/>
         </w:rPr>
-        <w:t>当前连接不具备创建Codex会话或GitHub写入动作；因此本轮没有“自动创建Codex任务成功”的记录。后续需用户在有权限的工作区启动一次交接，具体任务与文件已准备。</w:t>
+        <w:t>交接包的写作会话没有GitHub写入接口。2026年10月19日由现有Codex会话接手发布；没有另建任务，也不把新发布动作倒记为原训练期操作。</w:t>
       </w:r>
     </w:p>
     <w:p>
@@ -1735,7 +1735,7 @@
                 <w:b w:val="0"/>
                 <w:sz w:val="20"/>
               </w:rPr>
-              <w:t>云端创建与CI尚待执行，不回写历史</w:t>
+              <w:t>云端发布与CI已实测；教师访问仍待验收，不回写历史</w:t>
             </w:r>
           </w:p>
         </w:tc>
@@ -4119,7 +4119,7 @@
           <w:b w:val="0"/>
           <w:sz w:val="22"/>
         </w:rPr>
-        <w:t>用户已确认原科学仓库保持不变，新建独立私有提交仓库。本轮已准备源码与必要证据快照、新报告和PPT、核查脚本及CI配置；没有接口可直接建立Codex对话或写入GitHub。云端仓库、Release、CI和教师访问状态仍待执行，见S21。没有把“生成workflow YAML”写成“GitHub Actions通过”。[S20–S21]</w:t>
+        <w:t>用户确认原科学仓库保持不变。发布接手已创建独立私有库并上传，补齐11份原运行资产，另存新副本20项运行检查及4项界面验收，取得真实CI通过记录。CI只检查文件与算术，教师访问和课堂设备仍待确认；仓库、Release与运行链接见S21。[S20–S21]</w:t>
       </w:r>
     </w:p>
     <w:p>

--- a/reports/03_AI使用日志与交互案例.docx
+++ b/reports/03_AI使用日志与交互案例.docx
@@ -1735,7 +1735,7 @@
                 <w:b w:val="0"/>
                 <w:sz w:val="20"/>
               </w:rPr>
-              <w:t>云端发布与CI已实测；教师访问仍待验收，不回写历史</w:t>
+              <w:t xml:space="preserve">云端发布与CI已实测；按小组决定公开，不回写历史</w:t>
             </w:r>
           </w:p>
         </w:tc>
@@ -4119,7 +4119,7 @@
           <w:b w:val="0"/>
           <w:sz w:val="22"/>
         </w:rPr>
-        <w:t>用户确认原科学仓库保持不变。发布接手已创建独立私有库并上传，补齐11份原运行资产，另存新副本20项运行检查及4项界面验收，取得真实CI通过记录。CI只检查文件与算术，教师访问和课堂设备仍待确认；仓库、Release与运行链接见S21。[S20–S21]</w:t>
+        <w:t xml:space="preserve">用户确认原科学仓库保持不变。发布接手已创建独立提交库并上传，现按小组决定公开，补齐11份原运行资产，另存新副本20项运行检查及4项界面验收，取得真实CI通过记录。CI只检查文件与算术；公开阅读无需邀请，用户不要求现场投影验收；仓库、Release与运行链接见S21。[S20–S21]</w:t>
       </w:r>
     </w:p>
     <w:p>
@@ -4133,7 +4133,7 @@
           <w:color w:val="064C91"/>
           <w:sz w:val="26"/>
         </w:rPr>
-        <w:t>8.3 个人贡献待填</w:t>
+        <w:t xml:space="preserve">8.3 成员分工与贡献说明</w:t>
       </w:r>
     </w:p>
     <w:tbl>
@@ -4232,7 +4232,7 @@
                 <w:color w:val="FFFFFF"/>
                 <w:sz w:val="19"/>
               </w:rPr>
-              <w:t>实际做过的任务</w:t>
+              <w:t>责任范围</w:t>
             </w:r>
           </w:p>
         </w:tc>
@@ -4259,7 +4259,7 @@
                 <w:color w:val="FFFFFF"/>
                 <w:sz w:val="19"/>
               </w:rPr>
-              <w:t>可定位文件／交互</w:t>
+              <w:t>对应资料</w:t>
             </w:r>
           </w:p>
         </w:tc>
@@ -4286,7 +4286,7 @@
                 <w:color w:val="FFFFFF"/>
                 <w:sz w:val="19"/>
               </w:rPr>
-              <w:t>本人确认</w:t>
+              <w:t>补充来源</w:t>
             </w:r>
           </w:p>
         </w:tc>
@@ -4343,7 +4343,7 @@
                 <w:b w:val="0"/>
                 <w:sz w:val="19"/>
               </w:rPr>
-              <w:t>待填</w:t>
+              <w:t>12615035</w:t>
             </w:r>
           </w:p>
         </w:tc>
@@ -4369,7 +4369,7 @@
                 <w:b w:val="0"/>
                 <w:sz w:val="19"/>
               </w:rPr>
-              <w:t>待按真实参与填写</w:t>
+              <w:t>代码与技术实现</w:t>
             </w:r>
           </w:p>
         </w:tc>
@@ -4395,7 +4395,7 @@
                 <w:b w:val="0"/>
                 <w:sz w:val="19"/>
               </w:rPr>
-              <w:t>待填</w:t>
+              <w:t>技术实现与演示</w:t>
             </w:r>
           </w:p>
         </w:tc>
@@ -4421,7 +4421,7 @@
                 <w:b w:val="0"/>
                 <w:sz w:val="19"/>
               </w:rPr>
-              <w:t>待确认</w:t>
+              <w:t>小组提供</w:t>
             </w:r>
           </w:p>
         </w:tc>
@@ -4478,7 +4478,7 @@
                 <w:b w:val="0"/>
                 <w:sz w:val="19"/>
               </w:rPr>
-              <w:t>待填</w:t>
+              <w:t>12615027</w:t>
             </w:r>
           </w:p>
         </w:tc>
@@ -4504,7 +4504,7 @@
                 <w:b w:val="0"/>
                 <w:sz w:val="19"/>
               </w:rPr>
-              <w:t>待按真实参与填写</w:t>
+              <w:t>项目规划</w:t>
             </w:r>
           </w:p>
         </w:tc>
@@ -4530,7 +4530,7 @@
                 <w:b w:val="0"/>
                 <w:sz w:val="19"/>
               </w:rPr>
-              <w:t>待填</w:t>
+              <w:t>规划与阶段文档</w:t>
             </w:r>
           </w:p>
         </w:tc>
@@ -4556,7 +4556,7 @@
                 <w:b w:val="0"/>
                 <w:sz w:val="19"/>
               </w:rPr>
-              <w:t>待确认</w:t>
+              <w:t>小组提供</w:t>
             </w:r>
           </w:p>
         </w:tc>
@@ -4613,7 +4613,7 @@
                 <w:b w:val="0"/>
                 <w:sz w:val="19"/>
               </w:rPr>
-              <w:t>待填</w:t>
+              <w:t>22615003</w:t>
             </w:r>
           </w:p>
         </w:tc>
@@ -4639,7 +4639,7 @@
                 <w:b w:val="0"/>
                 <w:sz w:val="19"/>
               </w:rPr>
-              <w:t>待按真实参与填写</w:t>
+              <w:t>后端测试与代码整理</w:t>
             </w:r>
           </w:p>
         </w:tc>
@@ -4665,7 +4665,7 @@
                 <w:b w:val="0"/>
                 <w:sz w:val="19"/>
               </w:rPr>
-              <w:t>待填</w:t>
+              <w:t>源码与测试说明</w:t>
             </w:r>
           </w:p>
         </w:tc>
@@ -4691,7 +4691,7 @@
                 <w:b w:val="0"/>
                 <w:sz w:val="19"/>
               </w:rPr>
-              <w:t>待确认</w:t>
+              <w:t>小组提供</w:t>
             </w:r>
           </w:p>
         </w:tc>
@@ -4748,7 +4748,7 @@
                 <w:b w:val="0"/>
                 <w:sz w:val="19"/>
               </w:rPr>
-              <w:t>待填</w:t>
+              <w:t>12615026</w:t>
             </w:r>
           </w:p>
         </w:tc>
@@ -4774,7 +4774,7 @@
                 <w:b w:val="0"/>
                 <w:sz w:val="19"/>
               </w:rPr>
-              <w:t>待按真实参与填写</w:t>
+              <w:t>云端维护与报告整理</w:t>
             </w:r>
           </w:p>
         </w:tc>
@@ -4800,7 +4800,7 @@
                 <w:b w:val="0"/>
                 <w:sz w:val="19"/>
               </w:rPr>
-              <w:t>待填</w:t>
+              <w:t>云端与报告材料</w:t>
             </w:r>
           </w:p>
         </w:tc>
@@ -4826,7 +4826,7 @@
                 <w:b w:val="0"/>
                 <w:sz w:val="19"/>
               </w:rPr>
-              <w:t>待确认</w:t>
+              <w:t>小组提供</w:t>
             </w:r>
           </w:p>
         </w:tc>
@@ -4842,7 +4842,7 @@
           <w:b w:val="0"/>
           <w:sz w:val="22"/>
         </w:rPr>
-        <w:t>姓名来自用户上传PPT，不能据角色表自动推测各成员完成了数据处理或程序开发。没有完整工时／token基线，不报告虚构的节省数值。</w:t>
+        <w:t xml:space="preserve">成员及学号由小组提供，责任范围见本表与《成员分工与贡献说明》。对应资料仅用于定位项目内容，不证明某条未署名命令由该成员亲自执行。AI参与仍按日志保留；不编造工时、贡献比例或效率数值。</w:t>
       </w:r>
     </w:p>
     <w:p>

--- a/reports/03_AI使用日志与交互案例.docx
+++ b/reports/03_AI使用日志与交互案例.docx
@@ -3424,7 +3424,7 @@
           <w:b w:val="0"/>
           <w:sz w:val="22"/>
         </w:rPr>
-        <w:t>第七阶段把依赖原服务器路径的演示整理为独立CLI/UI，默认FP32，检查模型SHA、标签、布局与预处理，限制路径越界，输出使用拒绝覆盖的方式。已有搬迁目录、断网与异常输入记录，但不等于当前新教师目录已经包含模型、样例或完成运行。[S17–S18、S21]</w:t>
+        <w:t>第七阶段把依赖原服务器路径的演示整理为独立CLI/UI，默认FP32，检查模型SHA、标签、布局与预处理，限制路径越界，输出使用拒绝覆盖的方式。上述第七阶段记录只说明历史程序行为。2026年10月19日发布接手另行补齐1份FP32模型和10张固定验证PNG，并在独立Mac目录完成20项运行检查及4项浏览器用例；新旧验收分别引用，不以历史记录替代新副本记录。[S17–S18、S21]</w:t>
       </w:r>
     </w:p>
     <w:p>
@@ -4106,7 +4106,7 @@
           <w:color w:val="064C91"/>
           <w:sz w:val="26"/>
         </w:rPr>
-        <w:t>8.2 新教师仓库的边界</w:t>
+        <w:t>8.2 发布接手与纠错案例</w:t>
       </w:r>
     </w:p>
     <w:p>
@@ -4120,6 +4120,63 @@
           <w:sz w:val="22"/>
         </w:rPr>
         <w:t xml:space="preserve">用户确认原科学仓库保持不变。发布接手已创建独立提交库并上传，现按小组决定公开，补齐11份原运行资产，另存新副本20项运行检查及4项界面验收，取得真实CI通过记录。CI只检查文件与算术；公开阅读无需邀请，用户不要求现场投影验收；仓库、Release与运行链接见S21。[S20–S21]</w:t>
+      </w:r>
+    </w:p>
+    <w:p>
+      <w:pPr>
+        <w:spacing w:after="140" w:line="302" w:lineRule="auto"/>
+      </w:pPr>
+      <w:r>
+        <w:rPr>
+          <w:rFonts w:ascii="Noto Serif CJK SC" w:hAnsi="Noto Serif CJK SC" w:eastAsia="Noto Serif CJK SC" w:cs="Noto Serif CJK SC"/>
+          <w:b w:val="0"/>
+          <w:sz w:val="22"/>
+        </w:rPr>
+        <w:t>发布交接案例。ChatGPT整理文稿与执行清单后，用户将任务包交给已有Codex会话；Codex核对原库和当前工作区，复制必要资产，再在新目录验收、执行云端CI、公开发布并核对下载。它体现上下文、资产与执行反馈的衔接，不是ChatGPT自动创建Codex任务。[S20–S22]</w:t>
+      </w:r>
+    </w:p>
+    <w:p>
+      <w:pPr>
+        <w:spacing w:after="140" w:line="302" w:lineRule="auto"/>
+      </w:pPr>
+      <w:r>
+        <w:rPr>
+          <w:rFonts w:ascii="Noto Serif CJK SC" w:hAnsi="Noto Serif CJK SC" w:eastAsia="Noto Serif CJK SC" w:cs="Noto Serif CJK SC"/>
+          <w:b w:val="0"/>
+          <w:sz w:val="22"/>
+        </w:rPr>
+        <w:t>浏览器自动化第一次通过语义定位查找文件选择器时超时。记录随后改用原生文件选择器，完成正确样例、不一致样例、有效上传和损坏上传四条流程；没有为迁就自动化而修改应用，也没有把定位超时判为模型分类失败。应先判断错误属于工具、应用接口还是模型行为，再选择修复层次。[S22]</w:t>
+      </w:r>
+    </w:p>
+    <w:p>
+      <w:pPr>
+        <w:spacing w:after="140" w:line="302" w:lineRule="auto"/>
+      </w:pPr>
+      <w:r>
+        <w:rPr>
+          <w:rFonts w:ascii="Noto Serif CJK SC" w:hAnsi="Noto Serif CJK SC" w:eastAsia="Noto Serif CJK SC" w:cs="Noto Serif CJK SC"/>
+          <w:b w:val="0"/>
+          <w:sz w:val="22"/>
+        </w:rPr>
+        <w:t>固定不一致样例val:9082的给定标签为7，预测仍为4，却通过部署一致性检查，因为检查要求输出与已归档参考相符，并不要求每张样例都分类正确。保留该样例用于展示局限；这10张展示样例不形成独立泛化成绩。命令行由OS限制外网，浏览器应用仅允许回环，浏览器本身未全局断网。[S21–S22]</w:t>
+      </w:r>
+    </w:p>
+    <w:p>
+      <w:pPr>
+        <w:spacing w:after="140" w:line="302" w:lineRule="auto"/>
+      </w:pPr>
+      <w:r>
+        <w:rPr>
+          <w:rFonts w:ascii="Noto Serif CJK SC" w:hAnsi="Noto Serif CJK SC" w:eastAsia="Noto Serif CJK SC" w:cs="Noto Serif CJK SC"/>
+          <w:b w:val="0"/>
+          <w:sz w:val="22"/>
+        </w:rPr>
+        <w:t>发布操作也保留了失败：首次以短提交前缀创建Release被接口拒绝，使用完整提交SHA后成功。材料快照与后续回执提交分开，旧Release与附件继续保留。本轮只更新材料并复核文件，不重新运行上述模型或浏览器用例。[S22]</w:t>
+      </w:r>
+    </w:p>
+    <w:p>
+      <w:r>
+        <w:br w:type="page"/>
       </w:r>
     </w:p>
     <w:p>
@@ -4898,7 +4955,7 @@
         <w:color w:val="637486"/>
         <w:sz w:val="16"/>
       </w:rPr>
-      <w:t xml:space="preserve">科学证据 d5e4a71 · 提交材料 v1   |   </w:t>
+      <w:t xml:space="preserve">科学证据 d5e4a71 · 文稿 v1.2   |   </w:t>
     </w:r>
     <w:fldSimple w:instr="PAGE">
       <w:r>
